--- a/Backend/Director_Disclosure/Output_Disclosures/2024-25/ADANI_PORTS_AND_SPECIAL_ECONOMIC_ZONE_LIMITED/DIR-8/DIR8_Ashwani_Gupta_10455435.docx
+++ b/Backend/Director_Disclosure/Output_Disclosures/2024-25/ADANI_PORTS_AND_SPECIAL_ECONOMIC_ZONE_LIMITED/DIR-8/DIR8_Ashwani_Gupta_10455435.docx
@@ -189,7 +189,7 @@
           <w:b w:val="0"/>
           <w:sz w:val="23"/>
         </w:rPr>
-        <w:t>I, Ashwani Gupta, son/daughter of Mr. {{FATHER_NAME}}, resident of _____________________________________________, India hereby give notice that I am/was a Director in the following companies during the last three years:-</w:t>
+        <w:t>I, ASHWANI GUPTA, son/daughter of Mr. {{FATHER_NAME}}, resident of _____________________________________________, India hereby give notice that I am/was a Director in the following companies during the last three years:-</w:t>
       </w:r>
     </w:p>
     <w:p>
@@ -555,7 +555,7 @@
         </w:rPr>
         <w:t xml:space="preserve">Name           </w:t>
         <w:tab/>
-        <w:t xml:space="preserve">:  Ashwani Gupta</w:t>
+        <w:t xml:space="preserve">:  ASHWANI GUPTA</w:t>
       </w:r>
     </w:p>
     <w:p>
@@ -599,7 +599,7 @@
           <w:b w:val="0"/>
           <w:sz w:val="23"/>
         </w:rPr>
-        <w:t xml:space="preserve">Date: 07th May, 2026</w:t>
+        <w:t xml:space="preserve">Date: 15th May, 2026</w:t>
         <w:tab/>
       </w:r>
     </w:p>

--- a/Backend/Director_Disclosure/Output_Disclosures/2024-25/ADANI_PORTS_AND_SPECIAL_ECONOMIC_ZONE_LIMITED/DIR-8/DIR8_Ashwani_Gupta_10455435.docx
+++ b/Backend/Director_Disclosure/Output_Disclosures/2024-25/ADANI_PORTS_AND_SPECIAL_ECONOMIC_ZONE_LIMITED/DIR-8/DIR8_Ashwani_Gupta_10455435.docx
@@ -429,7 +429,7 @@
                 <w:b w:val="0"/>
                 <w:sz w:val="23"/>
               </w:rPr>
-              <w:t>17/01/2024</w:t>
+              <w:t>04/01/2024</w:t>
             </w:r>
           </w:p>
         </w:tc>
@@ -599,7 +599,7 @@
           <w:b w:val="0"/>
           <w:sz w:val="23"/>
         </w:rPr>
-        <w:t xml:space="preserve">Date: 15th May, 2026</w:t>
+        <w:t xml:space="preserve">Date: 08th June, 2026</w:t>
         <w:tab/>
       </w:r>
     </w:p>
